--- a/s-s-event-bogor/print-notebooks/05-otsa/05-blank-tables.docx
+++ b/s-s-event-bogor/print-notebooks/05-otsa/05-blank-tables.docx
@@ -8,7 +8,7 @@
           <w:rFonts w:ascii="Arial" w:hAnsi="Arial"/>
           <w:b w:val="0"/>
           <w:color w:val="0A5455"/>
-          <w:sz w:val="32"/>
+          <w:sz w:val="20"/>
         </w:rPr>
         <w:t>Ocean Tourism Satellite Account -- Blank Tables</w:t>
       </w:r>
@@ -22,19 +22,22 @@
           <w:rFonts w:ascii="Arial" w:hAnsi="Arial"/>
           <w:b w:val="0"/>
           <w:color w:val="717171"/>
-          <w:sz w:val="18"/>
+          <w:sz w:val="20"/>
         </w:rPr>
         <w:t>Country: ____________  |  Year: ______</w:t>
       </w:r>
     </w:p>
     <w:p/>
     <w:p>
+      <w:pPr>
+        <w:keepNext/>
+      </w:pPr>
       <w:r>
         <w:rPr>
           <w:rFonts w:ascii="Arial" w:hAnsi="Arial"/>
           <w:b w:val="0"/>
           <w:color w:val="0A5455"/>
-          <w:sz w:val="32"/>
+          <w:sz w:val="20"/>
         </w:rPr>
         <w:t>Table 8: OTSA Indicators</w:t>
       </w:r>
@@ -904,7 +907,7 @@
           <w:rFonts w:ascii="Arial" w:hAnsi="Arial"/>
           <w:b w:val="0"/>
           <w:color w:val="717171"/>
-          <w:sz w:val="18"/>
+          <w:sz w:val="20"/>
         </w:rPr>
         <w:t>Coastal tourism = Total tourism x Tourism partial. Partial estimated from visitor motivation surveys, geographic proxy, or activity-based proxy.</w:t>
       </w:r>

--- a/s-s-event-bogor/print-notebooks/05-otsa/05-blank-tables.docx
+++ b/s-s-event-bogor/print-notebooks/05-otsa/05-blank-tables.docx
@@ -16,6 +16,7 @@
     <w:p>
       <w:pPr>
         <w:spacing w:before="40"/>
+        <w:keepNext w:val="true"/>
       </w:pPr>
       <w:r>
         <w:rPr>
@@ -55,6 +56,7 @@
           <w:insideH w:val="single" w:sz="4" w:color="404040"/>
           <w:insideV w:val="single" w:sz="4" w:color="404040"/>
         </w:tblBorders>
+        <w:tblLayout w:type="fixed"/>
       </w:tblPr>
       <w:tblGrid>
         <w:gridCol w:w="1728"/>
@@ -64,14 +66,18 @@
         <w:gridCol w:w="1728"/>
       </w:tblGrid>
       <w:tr>
+        <w:trPr>
+          <w:cantSplit w:val="true"/>
+        </w:trPr>
         <w:tc>
           <w:tcPr>
-            <w:tcW w:type="dxa" w:w="1728"/>
+            <w:tcW w:type="dxa" w:w="3402"/>
             <w:shd w:fill="3B9C7B"/>
           </w:tcPr>
           <w:p>
             <w:pPr>
               <w:jc w:val="center"/>
+              <w:keepNext w:val="true"/>
             </w:pPr>
             <w:r/>
             <w:r>
@@ -87,12 +93,13 @@
         </w:tc>
         <w:tc>
           <w:tcPr>
-            <w:tcW w:type="dxa" w:w="1728"/>
+            <w:tcW w:type="dxa" w:w="1843"/>
             <w:shd w:fill="3B9C7B"/>
           </w:tcPr>
           <w:p>
             <w:pPr>
               <w:jc w:val="center"/>
+              <w:keepNext w:val="true"/>
             </w:pPr>
             <w:r/>
             <w:r>
@@ -110,12 +117,13 @@
         </w:tc>
         <w:tc>
           <w:tcPr>
-            <w:tcW w:type="dxa" w:w="1728"/>
+            <w:tcW w:type="dxa" w:w="992"/>
             <w:shd w:fill="3B9C7B"/>
           </w:tcPr>
           <w:p>
             <w:pPr>
               <w:jc w:val="center"/>
+              <w:keepNext w:val="true"/>
             </w:pPr>
             <w:r/>
             <w:r>
@@ -133,12 +141,13 @@
         </w:tc>
         <w:tc>
           <w:tcPr>
-            <w:tcW w:type="dxa" w:w="1728"/>
+            <w:tcW w:type="dxa" w:w="1843"/>
             <w:shd w:fill="3B9C7B"/>
           </w:tcPr>
           <w:p>
             <w:pPr>
               <w:jc w:val="center"/>
+              <w:keepNext w:val="true"/>
             </w:pPr>
             <w:r/>
             <w:r>
@@ -156,12 +165,13 @@
         </w:tc>
         <w:tc>
           <w:tcPr>
-            <w:tcW w:type="dxa" w:w="1728"/>
+            <w:tcW w:type="dxa" w:w="1559"/>
             <w:shd w:fill="3B9C7B"/>
           </w:tcPr>
           <w:p>
             <w:pPr>
               <w:jc w:val="center"/>
+              <w:keepNext w:val="true"/>
             </w:pPr>
             <w:r/>
             <w:r>
@@ -177,14 +187,18 @@
         </w:tc>
       </w:tr>
       <w:tr>
+        <w:trPr>
+          <w:cantSplit w:val="true"/>
+        </w:trPr>
         <w:tc>
           <w:tcPr>
-            <w:tcW w:type="dxa" w:w="1728"/>
+            <w:tcW w:type="dxa" w:w="3402"/>
             <w:shd w:fill="0A5455"/>
           </w:tcPr>
           <w:p>
             <w:pPr>
               <w:spacing w:before="60" w:after="60"/>
+              <w:keepNext w:val="true"/>
             </w:pPr>
             <w:r/>
             <w:r>
@@ -200,12 +214,13 @@
         </w:tc>
         <w:tc>
           <w:tcPr>
-            <w:tcW w:type="dxa" w:w="1728"/>
+            <w:tcW w:type="dxa" w:w="1843"/>
             <w:shd w:fill="FFF2CC"/>
           </w:tcPr>
           <w:p>
             <w:pPr>
               <w:spacing w:before="60" w:after="60"/>
+              <w:keepNext w:val="true"/>
             </w:pPr>
             <w:r/>
             <w:r>
@@ -220,12 +235,13 @@
         </w:tc>
         <w:tc>
           <w:tcPr>
-            <w:tcW w:type="dxa" w:w="1728"/>
+            <w:tcW w:type="dxa" w:w="992"/>
             <w:shd w:fill="FFF2CC"/>
           </w:tcPr>
           <w:p>
             <w:pPr>
               <w:spacing w:before="60" w:after="60"/>
+              <w:keepNext w:val="true"/>
             </w:pPr>
             <w:r/>
             <w:r>
@@ -240,12 +256,13 @@
         </w:tc>
         <w:tc>
           <w:tcPr>
-            <w:tcW w:type="dxa" w:w="1728"/>
+            <w:tcW w:type="dxa" w:w="1843"/>
             <w:shd w:fill="FFF2CC"/>
           </w:tcPr>
           <w:p>
             <w:pPr>
               <w:spacing w:before="60" w:after="60"/>
+              <w:keepNext w:val="true"/>
             </w:pPr>
             <w:r/>
             <w:r>
@@ -260,11 +277,12 @@
         </w:tc>
         <w:tc>
           <w:tcPr>
-            <w:tcW w:type="dxa" w:w="1728"/>
+            <w:tcW w:type="dxa" w:w="1559"/>
           </w:tcPr>
           <w:p>
             <w:pPr>
               <w:spacing w:before="60" w:after="60"/>
+              <w:keepNext w:val="true"/>
             </w:pPr>
             <w:r/>
             <w:r>
@@ -280,14 +298,18 @@
         </w:tc>
       </w:tr>
       <w:tr>
+        <w:trPr>
+          <w:cantSplit w:val="true"/>
+        </w:trPr>
         <w:tc>
           <w:tcPr>
-            <w:tcW w:type="dxa" w:w="1728"/>
+            <w:tcW w:type="dxa" w:w="3402"/>
             <w:shd w:fill="0A5455"/>
           </w:tcPr>
           <w:p>
             <w:pPr>
               <w:spacing w:before="60" w:after="60"/>
+              <w:keepNext w:val="true"/>
             </w:pPr>
             <w:r/>
             <w:r>
@@ -303,12 +325,13 @@
         </w:tc>
         <w:tc>
           <w:tcPr>
-            <w:tcW w:type="dxa" w:w="1728"/>
+            <w:tcW w:type="dxa" w:w="1843"/>
             <w:shd w:fill="FFF2CC"/>
           </w:tcPr>
           <w:p>
             <w:pPr>
               <w:spacing w:before="60" w:after="60"/>
+              <w:keepNext w:val="true"/>
             </w:pPr>
             <w:r/>
             <w:r>
@@ -323,12 +346,13 @@
         </w:tc>
         <w:tc>
           <w:tcPr>
-            <w:tcW w:type="dxa" w:w="1728"/>
+            <w:tcW w:type="dxa" w:w="992"/>
             <w:shd w:fill="FFF2CC"/>
           </w:tcPr>
           <w:p>
             <w:pPr>
               <w:spacing w:before="60" w:after="60"/>
+              <w:keepNext w:val="true"/>
             </w:pPr>
             <w:r/>
             <w:r>
@@ -343,12 +367,13 @@
         </w:tc>
         <w:tc>
           <w:tcPr>
-            <w:tcW w:type="dxa" w:w="1728"/>
+            <w:tcW w:type="dxa" w:w="1843"/>
             <w:shd w:fill="FFF2CC"/>
           </w:tcPr>
           <w:p>
             <w:pPr>
               <w:spacing w:before="60" w:after="60"/>
+              <w:keepNext w:val="true"/>
             </w:pPr>
             <w:r/>
             <w:r>
@@ -363,11 +388,12 @@
         </w:tc>
         <w:tc>
           <w:tcPr>
-            <w:tcW w:type="dxa" w:w="1728"/>
+            <w:tcW w:type="dxa" w:w="1559"/>
           </w:tcPr>
           <w:p>
             <w:pPr>
               <w:spacing w:before="60" w:after="60"/>
+              <w:keepNext w:val="true"/>
             </w:pPr>
             <w:r/>
             <w:r>
@@ -383,9 +409,12 @@
         </w:tc>
       </w:tr>
       <w:tr>
+        <w:trPr>
+          <w:cantSplit w:val="true"/>
+        </w:trPr>
         <w:tc>
           <w:tcPr>
-            <w:tcW w:type="dxa" w:w="1728"/>
+            <w:tcW w:type="dxa" w:w="3402"/>
             <w:shd w:fill="0A5455"/>
           </w:tcPr>
           <w:p>
@@ -406,7 +435,7 @@
         </w:tc>
         <w:tc>
           <w:tcPr>
-            <w:tcW w:type="dxa" w:w="1728"/>
+            <w:tcW w:type="dxa" w:w="1843"/>
             <w:shd w:fill="FFF2CC"/>
           </w:tcPr>
           <w:p>
@@ -426,7 +455,7 @@
         </w:tc>
         <w:tc>
           <w:tcPr>
-            <w:tcW w:type="dxa" w:w="1728"/>
+            <w:tcW w:type="dxa" w:w="992"/>
             <w:shd w:fill="FFF2CC"/>
           </w:tcPr>
           <w:p>
@@ -446,7 +475,7 @@
         </w:tc>
         <w:tc>
           <w:tcPr>
-            <w:tcW w:type="dxa" w:w="1728"/>
+            <w:tcW w:type="dxa" w:w="1843"/>
             <w:shd w:fill="FFF2CC"/>
           </w:tcPr>
           <w:p>
@@ -466,7 +495,7 @@
         </w:tc>
         <w:tc>
           <w:tcPr>
-            <w:tcW w:type="dxa" w:w="1728"/>
+            <w:tcW w:type="dxa" w:w="1559"/>
           </w:tcPr>
           <w:p>
             <w:pPr>
@@ -486,9 +515,12 @@
         </w:tc>
       </w:tr>
       <w:tr>
+        <w:trPr>
+          <w:cantSplit w:val="true"/>
+        </w:trPr>
         <w:tc>
           <w:tcPr>
-            <w:tcW w:type="dxa" w:w="1728"/>
+            <w:tcW w:type="dxa" w:w="3402"/>
             <w:shd w:fill="0A5455"/>
           </w:tcPr>
           <w:p>
@@ -509,7 +541,7 @@
         </w:tc>
         <w:tc>
           <w:tcPr>
-            <w:tcW w:type="dxa" w:w="1728"/>
+            <w:tcW w:type="dxa" w:w="1843"/>
             <w:shd w:fill="FFF2CC"/>
           </w:tcPr>
           <w:p>
@@ -529,7 +561,7 @@
         </w:tc>
         <w:tc>
           <w:tcPr>
-            <w:tcW w:type="dxa" w:w="1728"/>
+            <w:tcW w:type="dxa" w:w="992"/>
             <w:shd w:fill="FFF2CC"/>
           </w:tcPr>
           <w:p>
@@ -549,7 +581,7 @@
         </w:tc>
         <w:tc>
           <w:tcPr>
-            <w:tcW w:type="dxa" w:w="1728"/>
+            <w:tcW w:type="dxa" w:w="1843"/>
             <w:shd w:fill="FFF2CC"/>
           </w:tcPr>
           <w:p>
@@ -569,7 +601,7 @@
         </w:tc>
         <w:tc>
           <w:tcPr>
-            <w:tcW w:type="dxa" w:w="1728"/>
+            <w:tcW w:type="dxa" w:w="1559"/>
           </w:tcPr>
           <w:p>
             <w:pPr>
@@ -589,9 +621,12 @@
         </w:tc>
       </w:tr>
       <w:tr>
+        <w:trPr>
+          <w:cantSplit w:val="true"/>
+        </w:trPr>
         <w:tc>
           <w:tcPr>
-            <w:tcW w:type="dxa" w:w="1728"/>
+            <w:tcW w:type="dxa" w:w="3402"/>
             <w:shd w:fill="0A5455"/>
           </w:tcPr>
           <w:p>
@@ -612,7 +647,7 @@
         </w:tc>
         <w:tc>
           <w:tcPr>
-            <w:tcW w:type="dxa" w:w="1728"/>
+            <w:tcW w:type="dxa" w:w="1843"/>
             <w:shd w:fill="FFF2CC"/>
           </w:tcPr>
           <w:p>
@@ -632,7 +667,7 @@
         </w:tc>
         <w:tc>
           <w:tcPr>
-            <w:tcW w:type="dxa" w:w="1728"/>
+            <w:tcW w:type="dxa" w:w="992"/>
             <w:shd w:fill="FFF2CC"/>
           </w:tcPr>
           <w:p>
@@ -652,7 +687,7 @@
         </w:tc>
         <w:tc>
           <w:tcPr>
-            <w:tcW w:type="dxa" w:w="1728"/>
+            <w:tcW w:type="dxa" w:w="1843"/>
             <w:shd w:fill="FFF2CC"/>
           </w:tcPr>
           <w:p>
@@ -672,7 +707,7 @@
         </w:tc>
         <w:tc>
           <w:tcPr>
-            <w:tcW w:type="dxa" w:w="1728"/>
+            <w:tcW w:type="dxa" w:w="1559"/>
           </w:tcPr>
           <w:p>
             <w:pPr>
@@ -692,9 +727,12 @@
         </w:tc>
       </w:tr>
       <w:tr>
+        <w:trPr>
+          <w:cantSplit w:val="true"/>
+        </w:trPr>
         <w:tc>
           <w:tcPr>
-            <w:tcW w:type="dxa" w:w="1728"/>
+            <w:tcW w:type="dxa" w:w="3402"/>
             <w:shd w:fill="0A5455"/>
           </w:tcPr>
           <w:p>
@@ -715,7 +753,7 @@
         </w:tc>
         <w:tc>
           <w:tcPr>
-            <w:tcW w:type="dxa" w:w="1728"/>
+            <w:tcW w:type="dxa" w:w="1843"/>
             <w:shd w:fill="FFF2CC"/>
           </w:tcPr>
           <w:p>
@@ -735,7 +773,7 @@
         </w:tc>
         <w:tc>
           <w:tcPr>
-            <w:tcW w:type="dxa" w:w="1728"/>
+            <w:tcW w:type="dxa" w:w="992"/>
             <w:shd w:fill="FFF2CC"/>
           </w:tcPr>
           <w:p>
@@ -755,7 +793,7 @@
         </w:tc>
         <w:tc>
           <w:tcPr>
-            <w:tcW w:type="dxa" w:w="1728"/>
+            <w:tcW w:type="dxa" w:w="1843"/>
             <w:shd w:fill="FFF2CC"/>
           </w:tcPr>
           <w:p>
@@ -775,7 +813,7 @@
         </w:tc>
         <w:tc>
           <w:tcPr>
-            <w:tcW w:type="dxa" w:w="1728"/>
+            <w:tcW w:type="dxa" w:w="1559"/>
           </w:tcPr>
           <w:p>
             <w:pPr>
@@ -795,9 +833,12 @@
         </w:tc>
       </w:tr>
       <w:tr>
+        <w:trPr>
+          <w:cantSplit w:val="true"/>
+        </w:trPr>
         <w:tc>
           <w:tcPr>
-            <w:tcW w:type="dxa" w:w="1728"/>
+            <w:tcW w:type="dxa" w:w="3402"/>
             <w:shd w:fill="0A5455"/>
           </w:tcPr>
           <w:p>
@@ -818,7 +859,7 @@
         </w:tc>
         <w:tc>
           <w:tcPr>
-            <w:tcW w:type="dxa" w:w="1728"/>
+            <w:tcW w:type="dxa" w:w="1843"/>
             <w:shd w:fill="FFF2CC"/>
           </w:tcPr>
           <w:p>
@@ -838,7 +879,7 @@
         </w:tc>
         <w:tc>
           <w:tcPr>
-            <w:tcW w:type="dxa" w:w="1728"/>
+            <w:tcW w:type="dxa" w:w="992"/>
             <w:shd w:fill="FFF2CC"/>
           </w:tcPr>
           <w:p>
@@ -858,7 +899,7 @@
         </w:tc>
         <w:tc>
           <w:tcPr>
-            <w:tcW w:type="dxa" w:w="1728"/>
+            <w:tcW w:type="dxa" w:w="1843"/>
             <w:shd w:fill="FFF2CC"/>
           </w:tcPr>
           <w:p>
@@ -878,7 +919,7 @@
         </w:tc>
         <w:tc>
           <w:tcPr>
-            <w:tcW w:type="dxa" w:w="1728"/>
+            <w:tcW w:type="dxa" w:w="1559"/>
           </w:tcPr>
           <w:p>
             <w:pPr>
